--- a/Dev Assistant/scripts/reference.docx
+++ b/Dev Assistant/scripts/reference.docx
@@ -4,7 +4,7 @@
   <w:body>
     <w:sectPr>
       <w:pgSz w:w="12240" w:h="15840"/>
-      <w:pgMar w:top="1701" w:right="1417" w:bottom="1417" w:left="1701" w:header="720" w:footer="720" w:gutter="0"/>
+      <w:pgMar w:top="1440" w:right="1440" w:bottom="1440" w:left="1440" w:header="720" w:footer="720" w:gutter="0"/>
       <w:cols w:space="720"/>
       <w:docGrid w:linePitch="360"/>
     </w:sectPr>
@@ -378,10 +378,11 @@
     <w:pPr>
       <w:spacing w:line="360" w:lineRule="exact" w:after="120"/>
       <w:ind w:firstLine="709"/>
+      <w:jc w:val="both"/>
     </w:pPr>
     <w:rPr>
-      <w:rFonts w:ascii="Times New Roman" w:hAnsi="Times New Roman"/>
-      <w:sz w:val="24"/>
+      <w:rFonts w:ascii="Calibri" w:hAnsi="Calibri"/>
+      <w:sz w:val="22"/>
     </w:rPr>
   </w:style>
   <w:style w:type="paragraph" w:styleId="Header">
@@ -441,16 +442,18 @@
       <w:keepLines/>
       <w:spacing w:before="0" w:after="120"/>
       <w:ind w:firstLine="0"/>
-      <w:jc w:val="center"/>
+      <w:jc w:val="left"/>
       <w:outlineLvl w:val="0"/>
+      <w:shd w:val="clear" w:color="auto" w:fill="FFFF00"/>
     </w:pPr>
     <w:rPr>
-      <w:rFonts w:asciiTheme="majorHAnsi" w:eastAsiaTheme="majorEastAsia" w:hAnsiTheme="majorHAnsi" w:cstheme="majorBidi" w:ascii="Times New Roman" w:hAnsi="Times New Roman"/>
+      <w:rFonts w:asciiTheme="majorHAnsi" w:eastAsiaTheme="majorEastAsia" w:hAnsiTheme="majorHAnsi" w:cstheme="majorBidi" w:ascii="Calibri" w:hAnsi="Calibri"/>
       <w:b/>
       <w:bCs/>
       <w:color w:val="000000"/>
       <w:sz w:val="28"/>
       <w:szCs w:val="28"/>
+      <w:highlight w:val="yellow"/>
     </w:rPr>
   </w:style>
   <w:style w:type="paragraph" w:styleId="Heading2">
@@ -467,15 +470,18 @@
       <w:keepLines/>
       <w:spacing w:before="240" w:after="80"/>
       <w:ind w:firstLine="0"/>
+      <w:jc w:val="left"/>
       <w:outlineLvl w:val="1"/>
+      <w:shd w:val="clear" w:color="auto" w:fill="FFFF00"/>
     </w:pPr>
     <w:rPr>
-      <w:rFonts w:asciiTheme="majorHAnsi" w:eastAsiaTheme="majorEastAsia" w:hAnsiTheme="majorHAnsi" w:cstheme="majorBidi" w:ascii="Times New Roman" w:hAnsi="Times New Roman"/>
+      <w:rFonts w:asciiTheme="majorHAnsi" w:eastAsiaTheme="majorEastAsia" w:hAnsiTheme="majorHAnsi" w:cstheme="majorBidi" w:ascii="Calibri" w:hAnsi="Calibri"/>
       <w:b/>
       <w:bCs/>
       <w:color w:val="000000"/>
-      <w:sz w:val="24"/>
+      <w:sz w:val="22"/>
       <w:szCs w:val="26"/>
+      <w:highlight w:val="yellow"/>
     </w:rPr>
   </w:style>
   <w:style w:type="paragraph" w:styleId="Heading3">
@@ -492,15 +498,18 @@
       <w:keepLines/>
       <w:spacing w:before="160" w:after="80"/>
       <w:ind w:firstLine="0"/>
+      <w:jc w:val="left"/>
       <w:outlineLvl w:val="2"/>
+      <w:shd w:val="clear" w:color="auto" w:fill="FFFF00"/>
     </w:pPr>
     <w:rPr>
-      <w:rFonts w:asciiTheme="majorHAnsi" w:eastAsiaTheme="majorEastAsia" w:hAnsiTheme="majorHAnsi" w:cstheme="majorBidi" w:ascii="Times New Roman" w:hAnsi="Times New Roman"/>
+      <w:rFonts w:asciiTheme="majorHAnsi" w:eastAsiaTheme="majorEastAsia" w:hAnsiTheme="majorHAnsi" w:cstheme="majorBidi" w:ascii="Calibri" w:hAnsi="Calibri"/>
       <w:b/>
       <w:bCs/>
-      <w:i/>
+      <w:i w:val="0"/>
       <w:color w:val="000000"/>
-      <w:sz w:val="24"/>
+      <w:sz w:val="22"/>
+      <w:highlight w:val="yellow"/>
     </w:rPr>
   </w:style>
   <w:style w:type="paragraph" w:styleId="Heading4">
@@ -820,7 +829,12 @@
     <w:rsid w:val="00AA1D8D"/>
     <w:pPr>
       <w:spacing w:after="120"/>
-    </w:pPr>
+      <w:jc w:val="both"/>
+    </w:pPr>
+    <w:rPr>
+      <w:rFonts w:ascii="Calibri" w:hAnsi="Calibri"/>
+      <w:sz w:val="22"/>
+    </w:rPr>
   </w:style>
   <w:style w:type="character" w:customStyle="1" w:styleId="BodyTextChar">
     <w:name w:val="Body Text Char"/>

--- a/Dev Assistant/scripts/reference.docx
+++ b/Dev Assistant/scripts/reference.docx
@@ -3,7 +3,7 @@
 <w:document xmlns:wpc="http://schemas.microsoft.com/office/word/2010/wordprocessingCanvas" xmlns:mo="http://schemas.microsoft.com/office/mac/office/2008/main" xmlns:mc="http://schemas.openxmlformats.org/markup-compatibility/2006" xmlns:mv="urn:schemas-microsoft-com:mac:vml" xmlns:o="urn:schemas-microsoft-com:office:office" xmlns:r="http://schemas.openxmlformats.org/officeDocument/2006/relationships" xmlns:m="http://schemas.openxmlformats.org/officeDocument/2006/math" xmlns:v="urn:schemas-microsoft-com:vml" xmlns:wp14="http://schemas.microsoft.com/office/word/2010/wordprocessingDrawing" xmlns:wp="http://schemas.openxmlformats.org/drawingml/2006/wordprocessingDrawing" xmlns:w10="urn:schemas-microsoft-com:office:word" xmlns:w="http://schemas.openxmlformats.org/wordprocessingml/2006/main" xmlns:w14="http://schemas.microsoft.com/office/word/2010/wordml" xmlns:wpg="http://schemas.microsoft.com/office/word/2010/wordprocessingGroup" xmlns:wpi="http://schemas.microsoft.com/office/word/2010/wordprocessingInk" xmlns:wne="http://schemas.microsoft.com/office/word/2006/wordml" xmlns:wps="http://schemas.microsoft.com/office/word/2010/wordprocessingShape" mc:Ignorable="w14 wp14">
   <w:body>
     <w:sectPr>
-      <w:pgSz w:w="12240" w:h="15840"/>
+      <w:pgSz w:w="19" w:h="25"/>
       <w:pgMar w:top="1440" w:right="1440" w:bottom="1440" w:left="1440" w:header="720" w:footer="720" w:gutter="0"/>
       <w:cols w:space="720"/>
       <w:docGrid w:linePitch="360"/>
@@ -376,9 +376,9 @@
     <w:qFormat/>
     <w:rsid w:val="00FC693F"/>
     <w:pPr>
-      <w:spacing w:line="360" w:lineRule="exact" w:after="120"/>
-      <w:ind w:firstLine="709"/>
       <w:jc w:val="both"/>
+      <w:spacing w:line="290" w:lineRule="exact" w:after="120"/>
+      <w:ind w:firstLine="360"/>
     </w:pPr>
     <w:rPr>
       <w:rFonts w:ascii="Calibri" w:hAnsi="Calibri"/>
@@ -440,11 +440,11 @@
     <w:pPr>
       <w:keepNext/>
       <w:keepLines/>
-      <w:spacing w:before="0" w:after="120"/>
-      <w:ind w:firstLine="0"/>
+      <w:ind w:firstLine="0" w:left="0"/>
       <w:jc w:val="left"/>
       <w:outlineLvl w:val="0"/>
       <w:shd w:val="clear" w:color="auto" w:fill="FFFF00"/>
+      <w:spacing w:before="0" w:after="160"/>
     </w:pPr>
     <w:rPr>
       <w:rFonts w:asciiTheme="majorHAnsi" w:eastAsiaTheme="majorEastAsia" w:hAnsiTheme="majorHAnsi" w:cstheme="majorBidi" w:ascii="Calibri" w:hAnsi="Calibri"/>
@@ -468,11 +468,10 @@
     <w:pPr>
       <w:keepNext/>
       <w:keepLines/>
-      <w:spacing w:before="240" w:after="80"/>
-      <w:ind w:firstLine="0"/>
+      <w:ind w:firstLine="0" w:left="0"/>
       <w:jc w:val="left"/>
       <w:outlineLvl w:val="1"/>
-      <w:shd w:val="clear" w:color="auto" w:fill="FFFF00"/>
+      <w:spacing w:before="240" w:after="80"/>
     </w:pPr>
     <w:rPr>
       <w:rFonts w:asciiTheme="majorHAnsi" w:eastAsiaTheme="majorEastAsia" w:hAnsiTheme="majorHAnsi" w:cstheme="majorBidi" w:ascii="Calibri" w:hAnsi="Calibri"/>
@@ -480,8 +479,7 @@
       <w:bCs/>
       <w:color w:val="000000"/>
       <w:sz w:val="22"/>
-      <w:szCs w:val="26"/>
-      <w:highlight w:val="yellow"/>
+      <w:szCs w:val="22"/>
     </w:rPr>
   </w:style>
   <w:style w:type="paragraph" w:styleId="Heading3">
@@ -496,11 +494,10 @@
     <w:pPr>
       <w:keepNext/>
       <w:keepLines/>
-      <w:spacing w:before="160" w:after="80"/>
-      <w:ind w:firstLine="0"/>
+      <w:ind w:firstLine="0" w:left="0"/>
       <w:jc w:val="left"/>
       <w:outlineLvl w:val="2"/>
-      <w:shd w:val="clear" w:color="auto" w:fill="FFFF00"/>
+      <w:spacing w:before="160" w:after="80"/>
     </w:pPr>
     <w:rPr>
       <w:rFonts w:asciiTheme="majorHAnsi" w:eastAsiaTheme="majorEastAsia" w:hAnsiTheme="majorHAnsi" w:cstheme="majorBidi" w:ascii="Calibri" w:hAnsi="Calibri"/>
@@ -509,7 +506,7 @@
       <w:i w:val="0"/>
       <w:color w:val="000000"/>
       <w:sz w:val="22"/>
-      <w:highlight w:val="yellow"/>
+      <w:szCs w:val="22"/>
     </w:rPr>
   </w:style>
   <w:style w:type="paragraph" w:styleId="Heading4">
@@ -818,6 +815,7 @@
     <w:pPr>
       <w:ind w:left="720"/>
       <w:contextualSpacing/>
+      <w:spacing w:after="60"/>
     </w:pPr>
   </w:style>
   <w:style w:type="paragraph" w:styleId="BodyText">
@@ -828,8 +826,8 @@
     <w:unhideWhenUsed/>
     <w:rsid w:val="00AA1D8D"/>
     <w:pPr>
-      <w:spacing w:after="120"/>
       <w:jc w:val="both"/>
+      <w:spacing w:line="290" w:lineRule="exact" w:after="120"/>
     </w:pPr>
     <w:rPr>
       <w:rFonts w:ascii="Calibri" w:hAnsi="Calibri"/>
@@ -12085,6 +12083,20 @@
         <w:shd w:val="clear" w:color="auto" w:fill="FBCAA2" w:themeFill="accent6" w:themeFillTint="7F"/>
       </w:tcPr>
     </w:tblStylePr>
+  </w:style>
+  <w:style w:type="paragraph" w:styleId="FirstParagraph">
+    <w:name w:val="First Paragraph"/>
+    <w:basedOn w:val="Normal"/>
+    <w:qFormat/>
+    <w:pPr>
+      <w:spacing w:line="290" w:lineRule="exact" w:after="120"/>
+      <w:ind w:firstLine="360"/>
+      <w:jc w:val="both"/>
+    </w:pPr>
+    <w:rPr>
+      <w:rFonts w:ascii="Calibri" w:hAnsi="Calibri"/>
+      <w:sz w:val="22"/>
+    </w:rPr>
   </w:style>
 </w:styles>
 </file>

--- a/Dev Assistant/scripts/reference.docx
+++ b/Dev Assistant/scripts/reference.docx
@@ -377,7 +377,7 @@
     <w:rsid w:val="00FC693F"/>
     <w:pPr>
       <w:jc w:val="both"/>
-      <w:spacing w:line="290" w:lineRule="exact" w:after="120"/>
+      <w:spacing w:line="290" w:lineRule="atLeast" w:after="120"/>
       <w:ind w:firstLine="360"/>
     </w:pPr>
     <w:rPr>
@@ -827,7 +827,7 @@
     <w:rsid w:val="00AA1D8D"/>
     <w:pPr>
       <w:jc w:val="both"/>
-      <w:spacing w:line="290" w:lineRule="exact" w:after="120"/>
+      <w:spacing w:line="290" w:lineRule="atLeast" w:after="120"/>
     </w:pPr>
     <w:rPr>
       <w:rFonts w:ascii="Calibri" w:hAnsi="Calibri"/>
@@ -12089,7 +12089,7 @@
     <w:basedOn w:val="Normal"/>
     <w:qFormat/>
     <w:pPr>
-      <w:spacing w:line="290" w:lineRule="exact" w:after="120"/>
+      <w:spacing w:line="290" w:lineRule="atLeast" w:after="120"/>
       <w:ind w:firstLine="360"/>
       <w:jc w:val="both"/>
     </w:pPr>
